--- a/Car Rental Report.docx
+++ b/Car Rental Report.docx
@@ -456,6 +456,23 @@
           <w:lang w:val="en-US"/>
         </w:rPr>
         <w:t xml:space="preserve"> Anyone can cancel any booking regardless of account.</w:t>
+      </w:r>
+    </w:p>
+    <w:p>
+      <w:pPr>
+        <w:rPr>
+          <w:b/>
+          <w:bCs/>
+          <w:lang w:val="en-US"/>
+        </w:rPr>
+      </w:pPr>
+      <w:r>
+        <w:rPr>
+          <w:b/>
+          <w:bCs/>
+          <w:lang w:val="en-US"/>
+        </w:rPr>
+        <w:t>Another error: booking status updated couldn’t get linked in the frontend, even though backend shows. So, cancel is working, but confirmed and completed is not working in frontend. Default is pending.</w:t>
       </w:r>
     </w:p>
     <w:sectPr>
